--- a/00_Project_Management/assignments/Milestone_4_Interfaces_and_Data_Structures/ATeam/M4_ATeamAssignment_NathanLipovich_Prt1.docx
+++ b/00_Project_Management/assignments/Milestone_4_Interfaces_and_Data_Structures/ATeam/M4_ATeamAssignment_NathanLipovich_Prt1.docx
@@ -8,10 +8,7 @@
         <w:spacing w:before="0"/>
       </w:pPr>
       <w:r>
-        <w:t>Nathan Lipovich</w:t>
-      </w:r>
-      <w:r>
-        <w:t xml:space="preserve"> Part 1 Task Assignment</w:t>
+        <w:t>Nathan Lipovich Part 1 Task Assignment</w:t>
       </w:r>
     </w:p>
     <w:p>
@@ -50,7 +47,7 @@
           <w:color w:val="4EA72E" w:themeColor="accent6"/>
           <w:lang w:eastAsia="en-US"/>
         </w:rPr>
-        <w:t>2</w:t>
+        <w:t>3</w:t>
       </w:r>
       <w:r>
         <w:rPr>
@@ -391,7 +388,17 @@
           <w:color w:val="0070C0"/>
           <w:lang w:eastAsia="en-US"/>
         </w:rPr>
-        <w:t>2 Class Diagram</w:t>
+        <w:t>3</w:t>
+      </w:r>
+      <w:r>
+        <w:rPr>
+          <w:rFonts w:eastAsiaTheme="majorEastAsia" w:cstheme="majorBidi"/>
+          <w:b/>
+          <w:bCs/>
+          <w:color w:val="0070C0"/>
+          <w:lang w:eastAsia="en-US"/>
+        </w:rPr>
+        <w:t xml:space="preserve"> Class Diagram</w:t>
       </w:r>
       <w:r>
         <w:rPr>
@@ -625,6 +632,145 @@
           <w:lang w:eastAsia="en-US"/>
         </w:rPr>
         <w:t xml:space="preserve">input </w:t>
+      </w:r>
+    </w:p>
+    <w:p>
+      <w:pPr>
+        <w:spacing w:line="240" w:lineRule="auto"/>
+        <w:rPr>
+          <w:rFonts w:eastAsia="Times New Roman" w:cs="Times New Roman"/>
+          <w:lang w:eastAsia="en-US"/>
+        </w:rPr>
+      </w:pPr>
+    </w:p>
+    <w:p>
+      <w:pPr>
+        <w:spacing w:line="240" w:lineRule="auto"/>
+        <w:outlineLvl w:val="2"/>
+        <w:rPr>
+          <w:rFonts w:eastAsia="Times New Roman" w:cs="Times New Roman"/>
+          <w:b/>
+          <w:bCs/>
+          <w:sz w:val="27"/>
+          <w:szCs w:val="27"/>
+          <w:lang w:eastAsia="en-US"/>
+        </w:rPr>
+      </w:pPr>
+      <w:r>
+        <w:rPr>
+          <w:rFonts w:eastAsia="Times New Roman" w:cs="Times New Roman"/>
+          <w:b/>
+          <w:bCs/>
+          <w:sz w:val="27"/>
+          <w:szCs w:val="27"/>
+          <w:lang w:eastAsia="en-US"/>
+        </w:rPr>
+        <w:t>API Client Wrapper</w:t>
+      </w:r>
+    </w:p>
+    <w:p>
+      <w:pPr>
+        <w:numPr>
+          <w:ilvl w:val="0"/>
+          <w:numId w:val="3"/>
+        </w:numPr>
+        <w:spacing w:line="240" w:lineRule="auto"/>
+        <w:rPr>
+          <w:rFonts w:eastAsia="Times New Roman" w:cs="Times New Roman"/>
+          <w:b/>
+          <w:bCs/>
+          <w:lang w:eastAsia="en-US"/>
+        </w:rPr>
+      </w:pPr>
+      <w:r>
+        <w:rPr>
+          <w:rFonts w:eastAsia="Times New Roman" w:cs="Times New Roman"/>
+          <w:b/>
+          <w:bCs/>
+          <w:lang w:eastAsia="en-US"/>
+        </w:rPr>
+        <w:lastRenderedPageBreak/>
+        <w:t xml:space="preserve">API Request Processing Class Diagram </w:t>
+      </w:r>
+    </w:p>
+    <w:p>
+      <w:pPr>
+        <w:numPr>
+          <w:ilvl w:val="1"/>
+          <w:numId w:val="3"/>
+        </w:numPr>
+        <w:spacing w:line="240" w:lineRule="auto"/>
+        <w:rPr>
+          <w:rFonts w:eastAsia="Times New Roman" w:cs="Times New Roman"/>
+          <w:lang w:eastAsia="en-US"/>
+        </w:rPr>
+      </w:pPr>
+      <w:r>
+        <w:rPr>
+          <w:rFonts w:eastAsia="Times New Roman" w:cs="Times New Roman"/>
+          <w:lang w:eastAsia="en-US"/>
+        </w:rPr>
+        <w:t xml:space="preserve">HttpClient </w:t>
+      </w:r>
+    </w:p>
+    <w:p>
+      <w:pPr>
+        <w:numPr>
+          <w:ilvl w:val="1"/>
+          <w:numId w:val="3"/>
+        </w:numPr>
+        <w:spacing w:line="240" w:lineRule="auto"/>
+        <w:rPr>
+          <w:rFonts w:eastAsia="Times New Roman" w:cs="Times New Roman"/>
+          <w:lang w:eastAsia="en-US"/>
+        </w:rPr>
+      </w:pPr>
+      <w:r>
+        <w:rPr>
+          <w:rFonts w:eastAsia="Times New Roman" w:cs="Times New Roman"/>
+          <w:lang w:eastAsia="en-US"/>
+        </w:rPr>
+        <w:t xml:space="preserve">Endpoint </w:t>
+      </w:r>
+    </w:p>
+    <w:p>
+      <w:pPr>
+        <w:numPr>
+          <w:ilvl w:val="1"/>
+          <w:numId w:val="3"/>
+        </w:numPr>
+        <w:spacing w:line="240" w:lineRule="auto"/>
+        <w:rPr>
+          <w:rFonts w:eastAsia="Times New Roman" w:cs="Times New Roman"/>
+          <w:lang w:eastAsia="en-US"/>
+        </w:rPr>
+      </w:pPr>
+      <w:r>
+        <w:rPr>
+          <w:rFonts w:eastAsia="Times New Roman" w:cs="Times New Roman"/>
+          <w:lang w:eastAsia="en-US"/>
+        </w:rPr>
+        <w:t xml:space="preserve">sendRequest() </w:t>
+      </w:r>
+    </w:p>
+    <w:p>
+      <w:pPr>
+        <w:numPr>
+          <w:ilvl w:val="1"/>
+          <w:numId w:val="3"/>
+        </w:numPr>
+        <w:spacing w:line="240" w:lineRule="auto"/>
+        <w:rPr>
+          <w:rFonts w:eastAsia="Times New Roman" w:cs="Times New Roman"/>
+          <w:lang w:eastAsia="en-US"/>
+        </w:rPr>
+      </w:pPr>
+      <w:r>
+        <w:rPr>
+          <w:rFonts w:eastAsia="Times New Roman" w:cs="Times New Roman"/>
+          <w:lang w:eastAsia="en-US"/>
+        </w:rPr>
+        <w:t xml:space="preserve">response </w:t>
       </w:r>
     </w:p>
     <w:sectPr>
